--- a/docpac_232901/Unit4Lesson4/Unit4Lesson4.docx
+++ b/docpac_232901/Unit4Lesson4/Unit4Lesson4.docx
@@ -11132,7 +11132,7 @@
           <w:sz w:val="20"/>
           <w:szCs w:val="20"/>
         </w:rPr>
-        <w:t>Week 4/</w:t>
+        <w:t>Unit4Lesson4/</w:t>
       </w:r>
     </w:p>
     <w:p>
